--- a/tests/fixtures/mutant_caption_math.docx
+++ b/tests/fixtures/mutant_caption_math.docx
@@ -9,11 +9,11 @@
     </w:p>
     <w:p>
       <w:r>
-        <w:t>图3-4：不同采样频率下各阵元的</w:t>
+        <w:t>图3-4：示例图说明含公式</w:t>
       </w:r>
       <m:oMath>
         <m:r>
-          <m:t>|Δτ_m|</m:t>
+          <m:t>|f(x)|</m:t>
         </m:r>
       </m:oMath>
     </w:p>
